--- a/docs/05-Agent能力维护说明.docx
+++ b/docs/05-Agent能力维护说明.docx
@@ -5794,6 +5794,765 @@
         <w:t>每新增一个能力，同时更新代码、开发文档、实施文档和验收问题。</w:t>
       </w:r>
     </w:p>
+    <w:p>
+      <w:r>
+        <w:br w:type="page"/>
+      </w:r>
+    </w:p>
+    <w:p>
+      <w:r>
+        <w:rPr>
+          <w:b/>
+          <w:highlight w:val="yellow"/>
+        </w:rPr>
+        <w:t>2026-10-11 Agent 场景与模型白名单补充</w:t>
+      </w:r>
+    </w:p>
+    <w:p>
+      <w:r>
+        <w:rPr>
+          <w:b w:val="0"/>
+          <w:highlight w:val="yellow"/>
+        </w:rPr>
+        <w:t>本补充覆盖报表执行、数据分析、库存查询、代码分析和自动五种会话场景，以及后端模型白名单。</w:t>
+      </w:r>
+    </w:p>
+    <w:p>
+      <w:r>
+        <w:rPr>
+          <w:b w:val="0"/>
+          <w:highlight w:val="yellow"/>
+        </w:rPr>
+        <w:t>黄色高亮为本次 2026-10-11 A/B 批新增或改写内容。Word 打开后请右键目录，选择“更新域 → 更新整个目录”刷新页码。</w:t>
+      </w:r>
+    </w:p>
+    <w:p>
+      <w:r>
+        <w:rPr>
+          <w:b w:val="0"/>
+          <w:highlight w:val="yellow"/>
+        </w:rPr>
+        <w:t>1. 场景不是 Prompt 文案，而是后端固定的工具边界。新建 Agent 会话首条请求传 Scene，后端写入 ZAI_CHAT_SESS.AGENT_TYPE；首条消息后场景固定。空值、GENERAL 和未知值兼容为 AUTO。</w:t>
+      </w:r>
+    </w:p>
+    <w:tbl>
+      <w:tblPr>
+        <w:tblStyle w:val="TableGrid"/>
+        <w:tblW w:type="auto" w:w="0"/>
+        <w:jc w:val="center"/>
+        <w:tblLook w:firstColumn="1" w:firstRow="1" w:lastColumn="0" w:lastRow="0" w:noHBand="0" w:noVBand="1" w:val="04A0"/>
+      </w:tblPr>
+      <w:tblGrid>
+        <w:gridCol w:w="2520"/>
+        <w:gridCol w:w="2520"/>
+        <w:gridCol w:w="2520"/>
+        <w:gridCol w:w="2520"/>
+      </w:tblGrid>
+      <w:tr>
+        <w:tc>
+          <w:tcPr>
+            <w:tcW w:type="dxa" w:w="2520"/>
+            <w:vAlign w:val="center"/>
+          </w:tcPr>
+          <w:p>
+            <w:r>
+              <w:rPr>
+                <w:b/>
+                <w:highlight w:val="yellow"/>
+              </w:rPr>
+              <w:t>场景值</w:t>
+            </w:r>
+          </w:p>
+        </w:tc>
+        <w:tc>
+          <w:tcPr>
+            <w:tcW w:type="dxa" w:w="2520"/>
+            <w:vAlign w:val="center"/>
+          </w:tcPr>
+          <w:p>
+            <w:r>
+              <w:rPr>
+                <w:b/>
+                <w:highlight w:val="yellow"/>
+              </w:rPr>
+              <w:t>允许工具/行为</w:t>
+            </w:r>
+          </w:p>
+        </w:tc>
+        <w:tc>
+          <w:tcPr>
+            <w:tcW w:type="dxa" w:w="2520"/>
+            <w:vAlign w:val="center"/>
+          </w:tcPr>
+          <w:p>
+            <w:r>
+              <w:rPr>
+                <w:b/>
+                <w:highlight w:val="yellow"/>
+              </w:rPr>
+              <w:t>典型问题</w:t>
+            </w:r>
+          </w:p>
+        </w:tc>
+        <w:tc>
+          <w:tcPr>
+            <w:tcW w:type="dxa" w:w="2520"/>
+            <w:vAlign w:val="center"/>
+          </w:tcPr>
+          <w:p>
+            <w:r>
+              <w:rPr>
+                <w:b/>
+                <w:highlight w:val="yellow"/>
+              </w:rPr>
+              <w:t>越界行为</w:t>
+            </w:r>
+          </w:p>
+        </w:tc>
+      </w:tr>
+      <w:tr>
+        <w:tc>
+          <w:tcPr>
+            <w:tcW w:type="dxa" w:w="2520"/>
+            <w:vAlign w:val="center"/>
+          </w:tcPr>
+          <w:p>
+            <w:r>
+              <w:rPr>
+                <w:highlight w:val="yellow"/>
+              </w:rPr>
+              <w:t>REPORT</w:t>
+            </w:r>
+          </w:p>
+        </w:tc>
+        <w:tc>
+          <w:tcPr>
+            <w:tcW w:type="dxa" w:w="2520"/>
+            <w:vAlign w:val="center"/>
+          </w:tcPr>
+          <w:p>
+            <w:r>
+              <w:rPr>
+                <w:highlight w:val="yellow"/>
+              </w:rPr>
+              <w:t>报表登记、参数校验、后台作业、READY 结果分析</w:t>
+            </w:r>
+          </w:p>
+        </w:tc>
+        <w:tc>
+          <w:tcPr>
+            <w:tcW w:type="dxa" w:w="2520"/>
+            <w:vAlign w:val="center"/>
+          </w:tcPr>
+          <w:p>
+            <w:r>
+              <w:rPr>
+                <w:highlight w:val="yellow"/>
+              </w:rPr>
+              <w:t>执行 ZDPMM702</w:t>
+            </w:r>
+          </w:p>
+        </w:tc>
+        <w:tc>
+          <w:tcPr>
+            <w:tcW w:type="dxa" w:w="2520"/>
+            <w:vAlign w:val="center"/>
+          </w:tcPr>
+          <w:p>
+            <w:r>
+              <w:rPr>
+                <w:highlight w:val="yellow"/>
+              </w:rPr>
+              <w:t>表分析请求提示转 DATA</w:t>
+            </w:r>
+          </w:p>
+        </w:tc>
+      </w:tr>
+      <w:tr>
+        <w:tc>
+          <w:tcPr>
+            <w:tcW w:type="dxa" w:w="2520"/>
+            <w:vAlign w:val="center"/>
+          </w:tcPr>
+          <w:p>
+            <w:r>
+              <w:rPr>
+                <w:highlight w:val="yellow"/>
+              </w:rPr>
+              <w:t>DATA</w:t>
+            </w:r>
+          </w:p>
+        </w:tc>
+        <w:tc>
+          <w:tcPr>
+            <w:tcW w:type="dxa" w:w="2520"/>
+            <w:vAlign w:val="center"/>
+          </w:tcPr>
+          <w:p>
+            <w:r>
+              <w:rPr>
+                <w:highlight w:val="yellow"/>
+              </w:rPr>
+              <w:t>登记的数据分析和只读 SQL 工具</w:t>
+            </w:r>
+          </w:p>
+        </w:tc>
+        <w:tc>
+          <w:tcPr>
+            <w:tcW w:type="dxa" w:w="2520"/>
+            <w:vAlign w:val="center"/>
+          </w:tcPr>
+          <w:p>
+            <w:r>
+              <w:rPr>
+                <w:highlight w:val="yellow"/>
+              </w:rPr>
+              <w:t>按工厂统计 ZIDPMM455</w:t>
+            </w:r>
+          </w:p>
+        </w:tc>
+        <w:tc>
+          <w:tcPr>
+            <w:tcW w:type="dxa" w:w="2520"/>
+            <w:vAlign w:val="center"/>
+          </w:tcPr>
+          <w:p>
+            <w:r>
+              <w:rPr>
+                <w:highlight w:val="yellow"/>
+              </w:rPr>
+              <w:t>执行报表提示转 REPORT</w:t>
+            </w:r>
+          </w:p>
+        </w:tc>
+      </w:tr>
+      <w:tr>
+        <w:tc>
+          <w:tcPr>
+            <w:tcW w:type="dxa" w:w="2520"/>
+            <w:vAlign w:val="center"/>
+          </w:tcPr>
+          <w:p>
+            <w:r>
+              <w:rPr>
+                <w:highlight w:val="yellow"/>
+              </w:rPr>
+              <w:t>INVENTORY</w:t>
+            </w:r>
+          </w:p>
+        </w:tc>
+        <w:tc>
+          <w:tcPr>
+            <w:tcW w:type="dxa" w:w="2520"/>
+            <w:vAlign w:val="center"/>
+          </w:tcPr>
+          <w:p>
+            <w:r>
+              <w:rPr>
+                <w:highlight w:val="yellow"/>
+              </w:rPr>
+              <w:t>库存候选、快照、收发、批次库存</w:t>
+            </w:r>
+          </w:p>
+        </w:tc>
+        <w:tc>
+          <w:tcPr>
+            <w:tcW w:type="dxa" w:w="2520"/>
+            <w:vAlign w:val="center"/>
+          </w:tcPr>
+          <w:p>
+            <w:r>
+              <w:rPr>
+                <w:highlight w:val="yellow"/>
+              </w:rPr>
+              <w:t>A001 在 0001 的库存</w:t>
+            </w:r>
+          </w:p>
+        </w:tc>
+        <w:tc>
+          <w:tcPr>
+            <w:tcW w:type="dxa" w:w="2520"/>
+            <w:vAlign w:val="center"/>
+          </w:tcPr>
+          <w:p>
+            <w:r>
+              <w:rPr>
+                <w:highlight w:val="yellow"/>
+              </w:rPr>
+              <w:t>代码/报表请求提示换场景</w:t>
+            </w:r>
+          </w:p>
+        </w:tc>
+      </w:tr>
+      <w:tr>
+        <w:tc>
+          <w:tcPr>
+            <w:tcW w:type="dxa" w:w="2520"/>
+            <w:vAlign w:val="center"/>
+          </w:tcPr>
+          <w:p>
+            <w:r>
+              <w:rPr>
+                <w:highlight w:val="yellow"/>
+              </w:rPr>
+              <w:t>CODE</w:t>
+            </w:r>
+          </w:p>
+        </w:tc>
+        <w:tc>
+          <w:tcPr>
+            <w:tcW w:type="dxa" w:w="2520"/>
+            <w:vAlign w:val="center"/>
+          </w:tcPr>
+          <w:p>
+            <w:r>
+              <w:rPr>
+                <w:highlight w:val="yellow"/>
+              </w:rPr>
+              <w:t>read_program_source、表结构读取</w:t>
+            </w:r>
+          </w:p>
+        </w:tc>
+        <w:tc>
+          <w:tcPr>
+            <w:tcW w:type="dxa" w:w="2520"/>
+            <w:vAlign w:val="center"/>
+          </w:tcPr>
+          <w:p>
+            <w:r>
+              <w:rPr>
+                <w:highlight w:val="yellow"/>
+              </w:rPr>
+              <w:t>解释 ZDPMM702 程序逻辑</w:t>
+            </w:r>
+          </w:p>
+        </w:tc>
+        <w:tc>
+          <w:tcPr>
+            <w:tcW w:type="dxa" w:w="2520"/>
+            <w:vAlign w:val="center"/>
+          </w:tcPr>
+          <w:p>
+            <w:r>
+              <w:rPr>
+                <w:highlight w:val="yellow"/>
+              </w:rPr>
+              <w:t>不执行源码，不读任意对象</w:t>
+            </w:r>
+          </w:p>
+        </w:tc>
+      </w:tr>
+      <w:tr>
+        <w:tc>
+          <w:tcPr>
+            <w:tcW w:type="dxa" w:w="2520"/>
+            <w:vAlign w:val="center"/>
+          </w:tcPr>
+          <w:p>
+            <w:r>
+              <w:rPr>
+                <w:highlight w:val="yellow"/>
+              </w:rPr>
+              <w:t>AUTO</w:t>
+            </w:r>
+          </w:p>
+        </w:tc>
+        <w:tc>
+          <w:tcPr>
+            <w:tcW w:type="dxa" w:w="2520"/>
+            <w:vAlign w:val="center"/>
+          </w:tcPr>
+          <w:p>
+            <w:r>
+              <w:rPr>
+                <w:highlight w:val="yellow"/>
+              </w:rPr>
+              <w:t>旧混合路由</w:t>
+            </w:r>
+          </w:p>
+        </w:tc>
+        <w:tc>
+          <w:tcPr>
+            <w:tcW w:type="dxa" w:w="2520"/>
+            <w:vAlign w:val="center"/>
+          </w:tcPr>
+          <w:p>
+            <w:r>
+              <w:rPr>
+                <w:highlight w:val="yellow"/>
+              </w:rPr>
+              <w:t>旧 Agent 会话继续提问</w:t>
+            </w:r>
+          </w:p>
+        </w:tc>
+        <w:tc>
+          <w:tcPr>
+            <w:tcW w:type="dxa" w:w="2520"/>
+            <w:vAlign w:val="center"/>
+          </w:tcPr>
+          <w:p>
+            <w:r>
+              <w:rPr>
+                <w:highlight w:val="yellow"/>
+              </w:rPr>
+              <w:t>保持历史兼容</w:t>
+            </w:r>
+          </w:p>
+        </w:tc>
+      </w:tr>
+    </w:tbl>
+    <w:p>
+      <w:r>
+        <w:rPr>
+          <w:b w:val="0"/>
+          <w:highlight w:val="yellow"/>
+        </w:rPr>
+        <w:t>2. 工具注册新增 read_program_source。对象名只能是 Z/Y 开头或 /命名空间/；事务码先查 TSTC 主程序；每页最多 400 行、字符上限 18000；模型配置 USER_HIDE_SRC=X 且当前用户不是 ADMIN 时，只返回 TADIR/TRDIRT/修改人等元信息。</w:t>
+      </w:r>
+    </w:p>
+    <w:p>
+      <w:r>
+        <w:rPr>
+          <w:b w:val="0"/>
+          <w:highlight w:val="yellow"/>
+        </w:rPr>
+        <w:t>3. Agent 模型白名单的键必须写全：AGENT_MODELS、AGENT_MODELS_RPT、AGENT_MODELS_DATA、AGENT_MODELS_INV、AGENT_MODELS_CODE。场景键优先，空值回退全局，全部为空表示不限制；前端过滤只是体验，后端 agent_model_allowed 才是最终校验。</w:t>
+      </w:r>
+    </w:p>
+    <w:p>
+      <w:r>
+        <w:rPr>
+          <w:b w:val="0"/>
+          <w:highlight w:val="yellow"/>
+        </w:rPr>
+        <w:t>4. 普通对话默认不再读取程序源码、表结构或表数据。用户点名对象时，前端显示转 Agent 场景建议；只有 ZAI_CHAT_CFG 的 CHAT_SAP_ACCESS=X 才恢复旧行为。</w:t>
+      </w:r>
+    </w:p>
+    <w:p>
+      <w:r>
+        <w:rPr>
+          <w:b w:val="0"/>
+          <w:highlight w:val="yellow"/>
+        </w:rPr>
+        <w:t>5. 能力新增/修改的发布顺序：先贴报表服务和真实作业适配器，再贴对话服务、领域卡、工具注册、意图路由、Agent 服务；SEGW 给 AnalyzeTask 增加 Scene 后 Generate Runtime，最后激活 DPC_EXT。</w:t>
+      </w:r>
+    </w:p>
+    <w:p>
+      <w:r>
+        <w:rPr>
+          <w:b w:val="0"/>
+          <w:highlight w:val="yellow"/>
+        </w:rPr>
+        <w:t>维护验收：手动选白名单外模型必须被后端拒绝；报表场景不得调用 DATA/INVENTORY/CODE 工具；CODE 场景必须能看到源码行范围或明确的隐藏源码说明；旧 GENERAL 会话仍按 AUTO。</w:t>
+      </w:r>
+    </w:p>
+    <w:p>
+      <w:r>
+        <w:br w:type="page"/>
+      </w:r>
+    </w:p>
+    <w:p>
+      <w:r>
+        <w:rPr>
+          <w:b/>
+          <w:highlight w:val="yellow"/>
+        </w:rPr>
+        <w:t>20261011 Agent 测评维护说明</w:t>
+      </w:r>
+    </w:p>
+    <w:p>
+      <w:r>
+        <w:rPr>
+          <w:b w:val="0"/>
+          <w:highlight w:val="yellow"/>
+        </w:rPr>
+        <w:t>管理员测评随前端 BSP 发布，题库、评分和报告格式由源码固定；它不新增 ABAP 对象，也不绕过后端权限。</w:t>
+      </w:r>
+    </w:p>
+    <w:p>
+      <w:r>
+        <w:rPr>
+          <w:b w:val="0"/>
+          <w:highlight w:val="yellow"/>
+        </w:rPr>
+        <w:t>本页是 2026-10-11 Agent 测评增量；黄色高亮为新增内容。Word 打开后请 Ctrl+A → F9 更新目录域。</w:t>
+      </w:r>
+    </w:p>
+    <w:p>
+      <w:r>
+        <w:rPr>
+          <w:b w:val="0"/>
+          <w:highlight w:val="yellow"/>
+        </w:rPr>
+        <w:t>入口：管理员登录后进入“设置 → 测评 → 打开 Agent 测评”。普通用户没有页签。内置题库 webapp/model/evalCases.json 当前版本 20261011，共 29 题：DATA 12（D01-D12）、REPORT 5（R01-R05）、INVENTORY 3（I01-I03）、CODE 5（C01-C05）、AUTO 4（G01-G04）。</w:t>
+      </w:r>
+    </w:p>
+    <w:p>
+      <w:r>
+        <w:rPr>
+          <w:b w:val="0"/>
+          <w:highlight w:val="yellow"/>
+        </w:rPr>
+        <w:t>AgentEval.js 通过 ChatService.sendTask 使用用户同一条 AnalyzeTask 链路；题目顺序执行，重复次数限制 1~5，多轮共享同一临时会话。requiresScene=true 的题在 metadata 没有 AnalyzeTask.Scene 时跳过；AUTO 不发送 Scene。默认 cleanup=true，题目结束删除会话，跳过题不创建会话。</w:t>
+      </w:r>
+    </w:p>
+    <w:tbl>
+      <w:tblPr>
+        <w:tblStyle w:val="TableGrid"/>
+        <w:tblW w:type="auto" w:w="0"/>
+        <w:jc w:val="center"/>
+        <w:tblLook w:firstColumn="1" w:firstRow="1" w:lastColumn="0" w:lastRow="0" w:noHBand="0" w:noVBand="1" w:val="04A0"/>
+      </w:tblPr>
+      <w:tblGrid>
+        <w:gridCol w:w="3360"/>
+        <w:gridCol w:w="3360"/>
+        <w:gridCol w:w="3360"/>
+      </w:tblGrid>
+      <w:tr>
+        <w:tc>
+          <w:tcPr>
+            <w:tcW w:type="dxa" w:w="3360"/>
+            <w:vAlign w:val="center"/>
+          </w:tcPr>
+          <w:p>
+            <w:r>
+              <w:rPr>
+                <w:b/>
+                <w:highlight w:val="yellow"/>
+              </w:rPr>
+              <w:t>维护项</w:t>
+            </w:r>
+          </w:p>
+        </w:tc>
+        <w:tc>
+          <w:tcPr>
+            <w:tcW w:type="dxa" w:w="3360"/>
+            <w:vAlign w:val="center"/>
+          </w:tcPr>
+          <w:p>
+            <w:r>
+              <w:rPr>
+                <w:b/>
+                <w:highlight w:val="yellow"/>
+              </w:rPr>
+              <w:t>源码口径</w:t>
+            </w:r>
+          </w:p>
+        </w:tc>
+        <w:tc>
+          <w:tcPr>
+            <w:tcW w:type="dxa" w:w="3360"/>
+            <w:vAlign w:val="center"/>
+          </w:tcPr>
+          <w:p>
+            <w:r>
+              <w:rPr>
+                <w:b/>
+                <w:highlight w:val="yellow"/>
+              </w:rPr>
+              <w:t>维护要求</w:t>
+            </w:r>
+          </w:p>
+        </w:tc>
+      </w:tr>
+      <w:tr>
+        <w:tc>
+          <w:tcPr>
+            <w:tcW w:type="dxa" w:w="3360"/>
+            <w:vAlign w:val="center"/>
+          </w:tcPr>
+          <w:p>
+            <w:r>
+              <w:rPr>
+                <w:b w:val="0"/>
+                <w:highlight w:val="yellow"/>
+              </w:rPr>
+              <w:t>题目</w:t>
+            </w:r>
+          </w:p>
+        </w:tc>
+        <w:tc>
+          <w:tcPr>
+            <w:tcW w:type="dxa" w:w="3360"/>
+            <w:vAlign w:val="center"/>
+          </w:tcPr>
+          <w:p>
+            <w:r>
+              <w:rPr>
+                <w:b w:val="0"/>
+                <w:highlight w:val="yellow"/>
+              </w:rPr>
+              <w:t>id/name/scene/turns/expect；支持 question 兼容写法，turns 最多 5 轮</w:t>
+            </w:r>
+          </w:p>
+        </w:tc>
+        <w:tc>
+          <w:tcPr>
+            <w:tcW w:type="dxa" w:w="3360"/>
+            <w:vAlign w:val="center"/>
+          </w:tcPr>
+          <w:p>
+            <w:r>
+              <w:rPr>
+                <w:b w:val="0"/>
+                <w:highlight w:val="yellow"/>
+              </w:rPr>
+              <w:t>新增题保留场景、版本和变更原因；重复 ID 会自动改名</w:t>
+            </w:r>
+          </w:p>
+        </w:tc>
+      </w:tr>
+      <w:tr>
+        <w:tc>
+          <w:tcPr>
+            <w:tcW w:type="dxa" w:w="3360"/>
+            <w:vAlign w:val="center"/>
+          </w:tcPr>
+          <w:p>
+            <w:r>
+              <w:rPr>
+                <w:b w:val="0"/>
+                <w:highlight w:val="yellow"/>
+              </w:rPr>
+              <w:t>评分</w:t>
+            </w:r>
+          </w:p>
+        </w:tc>
+        <w:tc>
+          <w:tcPr>
+            <w:tcW w:type="dxa" w:w="3360"/>
+            <w:vAlign w:val="center"/>
+          </w:tcPr>
+          <w:p>
+            <w:r>
+              <w:rPr>
+                <w:b w:val="0"/>
+                <w:highlight w:val="yellow"/>
+              </w:rPr>
+              <w:t>tools/toolsAny/noTools/toolsNotOk、回答关键词/正则、轮数/耗时、module/needsInput/deterministic</w:t>
+            </w:r>
+          </w:p>
+        </w:tc>
+        <w:tc>
+          <w:tcPr>
+            <w:tcW w:type="dxa" w:w="3360"/>
+            <w:vAlign w:val="center"/>
+          </w:tcPr>
+          <w:p>
+            <w:r>
+              <w:rPr>
+                <w:b w:val="0"/>
+                <w:highlight w:val="yellow"/>
+              </w:rPr>
+              <w:t>expect 默认只接受 OK；所有轮次不能 ERROR，最后一轮检查详细预期</w:t>
+            </w:r>
+          </w:p>
+        </w:tc>
+      </w:tr>
+      <w:tr>
+        <w:tc>
+          <w:tcPr>
+            <w:tcW w:type="dxa" w:w="3360"/>
+            <w:vAlign w:val="center"/>
+          </w:tcPr>
+          <w:p>
+            <w:r>
+              <w:rPr>
+                <w:b w:val="0"/>
+                <w:highlight w:val="yellow"/>
+              </w:rPr>
+              <w:t>报告</w:t>
+            </w:r>
+          </w:p>
+        </w:tc>
+        <w:tc>
+          <w:tcPr>
+            <w:tcW w:type="dxa" w:w="3360"/>
+            <w:vAlign w:val="center"/>
+          </w:tcPr>
+          <w:p>
+            <w:r>
+              <w:rPr>
+                <w:b w:val="0"/>
+                <w:highlight w:val="yellow"/>
+              </w:rPr>
+              <w:t>Markdown 汇总 + JSON 逐轮明细 + JSON 题库</w:t>
+            </w:r>
+          </w:p>
+        </w:tc>
+        <w:tc>
+          <w:tcPr>
+            <w:tcW w:type="dxa" w:w="3360"/>
+            <w:vAlign w:val="center"/>
+          </w:tcPr>
+          <w:p>
+            <w:r>
+              <w:rPr>
+                <w:b w:val="0"/>
+                <w:highlight w:val="yellow"/>
+              </w:rPr>
+              <w:t>保留题库版本、模型、次数、Scene 支持状态和前后端基线</w:t>
+            </w:r>
+          </w:p>
+        </w:tc>
+      </w:tr>
+      <w:tr>
+        <w:tc>
+          <w:tcPr>
+            <w:tcW w:type="dxa" w:w="3360"/>
+            <w:vAlign w:val="center"/>
+          </w:tcPr>
+          <w:p>
+            <w:r>
+              <w:rPr>
+                <w:b w:val="0"/>
+                <w:highlight w:val="yellow"/>
+              </w:rPr>
+              <w:t>安全</w:t>
+            </w:r>
+          </w:p>
+        </w:tc>
+        <w:tc>
+          <w:tcPr>
+            <w:tcW w:type="dxa" w:w="3360"/>
+            <w:vAlign w:val="center"/>
+          </w:tcPr>
+          <w:p>
+            <w:r>
+              <w:rPr>
+                <w:b w:val="0"/>
+                <w:highlight w:val="yellow"/>
+              </w:rPr>
+              <w:t>REPORT 只返回参数卡，工具调用仍受 ABAP 白名单/权限约束</w:t>
+            </w:r>
+          </w:p>
+        </w:tc>
+        <w:tc>
+          <w:tcPr>
+            <w:tcW w:type="dxa" w:w="3360"/>
+            <w:vAlign w:val="center"/>
+          </w:tcPr>
+          <w:p>
+            <w:r>
+              <w:rPr>
+                <w:b w:val="0"/>
+                <w:highlight w:val="yellow"/>
+              </w:rPr>
+              <w:t>不能用题库改动绕过 SQL、源码或模型白名单</w:t>
+            </w:r>
+          </w:p>
+        </w:tc>
+      </w:tr>
+    </w:tbl>
+    <w:p>
+      <w:r>
+        <w:rPr>
+          <w:b w:val="0"/>
+          <w:highlight w:val="yellow"/>
+        </w:rPr>
+        <w:t>题库导入格式：{cases:[{scene:'DATA',turns:['问题'],expect:{toolsAny:['run_sql']}}]}。空题或无效 JSON 被拒绝，导入只影响当前浏览器会话，不写 ZAI_CHAT_CFG。演示模式结果是内置示例，只用于检查界面。</w:t>
+      </w:r>
+    </w:p>
     <w:sectPr>
       <w:footerReference w:type="default" r:id="rId9"/>
       <w:pgSz w:w="12240" w:h="15840"/>
